--- a/docs/legal/03-Aviso-Legal-GeminisLabs-MX.docx
+++ b/docs/legal/03-Aviso-Legal-GeminisLabs-MX.docx
@@ -720,6 +720,25 @@
       </w:r>
     </w:p>
     <w:p>
+      <w:r>
+        <w:rPr>
+          <w:b w:val="0"/>
+        </w:rPr>
+      </w:r>
+      <w:r>
+        <w:rPr>
+          <w:b/>
+        </w:rPr>
+        <w:t>Cuando el usuario tenga el carácter de consumidor</w:t>
+      </w:r>
+      <w:r>
+        <w:rPr>
+          <w:b w:val="0"/>
+        </w:rPr>
+        <w:t xml:space="preserve"> en términos de la Ley Federal de Protección al Consumidor, conservará el derecho a elegir entre la jurisdicción de su propio domicilio y la del domicilio de Geminis Labs.</w:t>
+      </w:r>
+    </w:p>
+    <w:p>
       <w:pPr>
         <w:pStyle w:val="Heading2"/>
       </w:pPr>
